--- a/Use_cases_1_2_ODY.docx
+++ b/Use_cases_1_2_ODY.docx
@@ -155,7 +155,37 @@
           <w:szCs w:val="28"/>
           <w:lang w:val="el-GR"/>
         </w:rPr>
-        <w:t>Ο χρήστης επιλέγει τη λειτουργία αναζήτησης από το κεντρικό μενού.</w:t>
+        <w:t xml:space="preserve">Ο χρήστης εισέρχεται στο </w:t>
+      </w:r>
+      <w:r>
+        <w:rPr>
+          <w:sz w:val="28"/>
+          <w:szCs w:val="28"/>
+        </w:rPr>
+        <w:t>log</w:t>
+      </w:r>
+      <w:r>
+        <w:rPr>
+          <w:sz w:val="28"/>
+          <w:szCs w:val="28"/>
+          <w:lang w:val="el-GR"/>
+        </w:rPr>
+        <w:t xml:space="preserve"> </w:t>
+      </w:r>
+      <w:r>
+        <w:rPr>
+          <w:sz w:val="28"/>
+          <w:szCs w:val="28"/>
+        </w:rPr>
+        <w:t>in</w:t>
+      </w:r>
+      <w:r>
+        <w:rPr>
+          <w:sz w:val="28"/>
+          <w:szCs w:val="28"/>
+          <w:lang w:val="el-GR"/>
+        </w:rPr>
+        <w:t xml:space="preserve"> πεδίο και επιλέγει σύνδεση.</w:t>
       </w:r>
     </w:p>
     <w:p>
@@ -177,95 +207,39 @@
           <w:szCs w:val="28"/>
           <w:lang w:val="el-GR"/>
         </w:rPr>
-        <w:t>Το σύστημα εμφανίζει τα φίλτρα αναζήτησης</w:t>
-      </w:r>
-      <w:r>
-        <w:rPr>
-          <w:sz w:val="28"/>
-          <w:szCs w:val="28"/>
-          <w:lang w:val="el-GR"/>
-        </w:rPr>
-        <w:t xml:space="preserve"> τα οποία είναι το</w:t>
-      </w:r>
-      <w:r>
-        <w:rPr>
-          <w:sz w:val="28"/>
-          <w:szCs w:val="28"/>
-          <w:lang w:val="el-GR"/>
-        </w:rPr>
-        <w:t xml:space="preserve"> </w:t>
-      </w:r>
-      <w:r>
-        <w:rPr>
-          <w:sz w:val="28"/>
-          <w:szCs w:val="28"/>
-          <w:lang w:val="el-GR"/>
-        </w:rPr>
-        <w:t>ε</w:t>
-      </w:r>
-      <w:r>
-        <w:rPr>
-          <w:sz w:val="28"/>
-          <w:szCs w:val="28"/>
-          <w:lang w:val="el-GR"/>
-        </w:rPr>
-        <w:t xml:space="preserve">ύρος </w:t>
-      </w:r>
-      <w:r>
-        <w:rPr>
-          <w:sz w:val="28"/>
-          <w:szCs w:val="28"/>
-          <w:lang w:val="el-GR"/>
-        </w:rPr>
-        <w:t>ε</w:t>
-      </w:r>
-      <w:r>
-        <w:rPr>
-          <w:sz w:val="28"/>
-          <w:szCs w:val="28"/>
-          <w:lang w:val="el-GR"/>
-        </w:rPr>
-        <w:t>νοικίου</w:t>
-      </w:r>
-      <w:r>
-        <w:rPr>
-          <w:sz w:val="28"/>
-          <w:szCs w:val="28"/>
-          <w:lang w:val="el-GR"/>
-        </w:rPr>
-        <w:t xml:space="preserve"> και ο α</w:t>
-      </w:r>
-      <w:r>
-        <w:rPr>
-          <w:sz w:val="28"/>
-          <w:szCs w:val="28"/>
-          <w:lang w:val="el-GR"/>
-        </w:rPr>
-        <w:t xml:space="preserve">ριθμός </w:t>
-      </w:r>
-      <w:r>
-        <w:rPr>
-          <w:sz w:val="28"/>
-          <w:szCs w:val="28"/>
-          <w:lang w:val="el-GR"/>
-        </w:rPr>
-        <w:t>σ</w:t>
-      </w:r>
-      <w:r>
-        <w:rPr>
-          <w:sz w:val="28"/>
-          <w:szCs w:val="28"/>
-          <w:lang w:val="el-GR"/>
-        </w:rPr>
-        <w:t>υγκατοίκων</w:t>
-      </w:r>
-      <w:r>
-        <w:rPr>
-          <w:sz w:val="28"/>
-          <w:szCs w:val="28"/>
-          <w:lang w:val="el-GR"/>
-        </w:rPr>
-        <w:t>.</w:t>
+        <w:t xml:space="preserve">Το σύστημα </w:t>
+      </w:r>
+      <w:r>
+        <w:rPr>
+          <w:sz w:val="28"/>
+          <w:szCs w:val="28"/>
+          <w:lang w:val="el-GR"/>
+        </w:rPr>
+        <w:t>ελέγχει τα στοιχεία</w:t>
+      </w:r>
+      <w:r>
+        <w:rPr>
+          <w:sz w:val="28"/>
+          <w:szCs w:val="28"/>
+          <w:lang w:val="el-GR"/>
+        </w:rPr>
+        <w:t xml:space="preserve"> το</w:t>
+      </w:r>
+      <w:r>
+        <w:rPr>
+          <w:sz w:val="28"/>
+          <w:szCs w:val="28"/>
+          <w:lang w:val="el-GR"/>
+        </w:rPr>
+        <w:t>υ</w:t>
+      </w:r>
+      <w:r>
+        <w:rPr>
+          <w:sz w:val="28"/>
+          <w:szCs w:val="28"/>
+          <w:lang w:val="el-GR"/>
+        </w:rPr>
+        <w:t xml:space="preserve"> χρήστη.</w:t>
       </w:r>
     </w:p>
     <w:p>
@@ -287,54 +261,7 @@
           <w:szCs w:val="28"/>
           <w:lang w:val="el-GR"/>
         </w:rPr>
-        <w:t>Ο χρήστης εισάγει την επιθυμητή περιοχή</w:t>
-      </w:r>
-      <w:r>
-        <w:rPr>
-          <w:sz w:val="28"/>
-          <w:szCs w:val="28"/>
-          <w:lang w:val="el-GR"/>
-        </w:rPr>
-        <w:t>, συμπληρώνει τα φίλτρα</w:t>
-      </w:r>
-      <w:r>
-        <w:rPr>
-          <w:sz w:val="28"/>
-          <w:szCs w:val="28"/>
-          <w:lang w:val="el-GR"/>
-        </w:rPr>
-        <w:t xml:space="preserve"> και πατάει το κουμπί </w:t>
-      </w:r>
-      <w:r>
-        <w:rPr>
-          <w:sz w:val="28"/>
-          <w:szCs w:val="28"/>
-          <w:lang w:val="el-GR"/>
-        </w:rPr>
-        <w:t>“</w:t>
-      </w:r>
-      <w:r>
-        <w:rPr>
-          <w:sz w:val="28"/>
-          <w:szCs w:val="28"/>
-        </w:rPr>
-        <w:t>Search</w:t>
-      </w:r>
-      <w:r>
-        <w:rPr>
-          <w:sz w:val="28"/>
-          <w:szCs w:val="28"/>
-          <w:lang w:val="el-GR"/>
-        </w:rPr>
-        <w:t>”</w:t>
-      </w:r>
-      <w:r>
-        <w:rPr>
-          <w:sz w:val="28"/>
-          <w:szCs w:val="28"/>
-          <w:lang w:val="el-GR"/>
-        </w:rPr>
-        <w:t>.</w:t>
+        <w:t>Ο χρήστης επιλέγει τη λειτουργία αναζήτησης από το κεντρικό μενού.</w:t>
       </w:r>
     </w:p>
     <w:p>
@@ -356,7 +283,95 @@
           <w:szCs w:val="28"/>
           <w:lang w:val="el-GR"/>
         </w:rPr>
-        <w:t>Το σύστημα επιστρέφει τη λίστα με τις διαθέσιμες αγγελίες που ταιριάζουν στα κριτήρια.</w:t>
+        <w:t>Το σύστημα εμφανίζει τα φίλτρα αναζήτησης</w:t>
+      </w:r>
+      <w:r>
+        <w:rPr>
+          <w:sz w:val="28"/>
+          <w:szCs w:val="28"/>
+          <w:lang w:val="el-GR"/>
+        </w:rPr>
+        <w:t xml:space="preserve"> τα οποία είναι το</w:t>
+      </w:r>
+      <w:r>
+        <w:rPr>
+          <w:sz w:val="28"/>
+          <w:szCs w:val="28"/>
+          <w:lang w:val="el-GR"/>
+        </w:rPr>
+        <w:t xml:space="preserve"> </w:t>
+      </w:r>
+      <w:r>
+        <w:rPr>
+          <w:sz w:val="28"/>
+          <w:szCs w:val="28"/>
+          <w:lang w:val="el-GR"/>
+        </w:rPr>
+        <w:t>ε</w:t>
+      </w:r>
+      <w:r>
+        <w:rPr>
+          <w:sz w:val="28"/>
+          <w:szCs w:val="28"/>
+          <w:lang w:val="el-GR"/>
+        </w:rPr>
+        <w:t xml:space="preserve">ύρος </w:t>
+      </w:r>
+      <w:r>
+        <w:rPr>
+          <w:sz w:val="28"/>
+          <w:szCs w:val="28"/>
+          <w:lang w:val="el-GR"/>
+        </w:rPr>
+        <w:t>ε</w:t>
+      </w:r>
+      <w:r>
+        <w:rPr>
+          <w:sz w:val="28"/>
+          <w:szCs w:val="28"/>
+          <w:lang w:val="el-GR"/>
+        </w:rPr>
+        <w:t>νοικίου</w:t>
+      </w:r>
+      <w:r>
+        <w:rPr>
+          <w:sz w:val="28"/>
+          <w:szCs w:val="28"/>
+          <w:lang w:val="el-GR"/>
+        </w:rPr>
+        <w:t xml:space="preserve"> και ο α</w:t>
+      </w:r>
+      <w:r>
+        <w:rPr>
+          <w:sz w:val="28"/>
+          <w:szCs w:val="28"/>
+          <w:lang w:val="el-GR"/>
+        </w:rPr>
+        <w:t xml:space="preserve">ριθμός </w:t>
+      </w:r>
+      <w:r>
+        <w:rPr>
+          <w:sz w:val="28"/>
+          <w:szCs w:val="28"/>
+          <w:lang w:val="el-GR"/>
+        </w:rPr>
+        <w:t>σ</w:t>
+      </w:r>
+      <w:r>
+        <w:rPr>
+          <w:sz w:val="28"/>
+          <w:szCs w:val="28"/>
+          <w:lang w:val="el-GR"/>
+        </w:rPr>
+        <w:t>υγκατοίκων</w:t>
+      </w:r>
+      <w:r>
+        <w:rPr>
+          <w:sz w:val="28"/>
+          <w:szCs w:val="28"/>
+          <w:lang w:val="el-GR"/>
+        </w:rPr>
+        <w:t>.</w:t>
       </w:r>
     </w:p>
     <w:p>
@@ -378,7 +393,54 @@
           <w:szCs w:val="28"/>
           <w:lang w:val="el-GR"/>
         </w:rPr>
-        <w:t>Ο χρήστης επιλέγει μια συγκεκριμένη αγγελία για να δει τις λεπτομέρειες.</w:t>
+        <w:t>Ο χρήστης εισάγει την επιθυμητή περιοχή</w:t>
+      </w:r>
+      <w:r>
+        <w:rPr>
+          <w:sz w:val="28"/>
+          <w:szCs w:val="28"/>
+          <w:lang w:val="el-GR"/>
+        </w:rPr>
+        <w:t>, συμπληρώνει τα φίλτρα</w:t>
+      </w:r>
+      <w:r>
+        <w:rPr>
+          <w:sz w:val="28"/>
+          <w:szCs w:val="28"/>
+          <w:lang w:val="el-GR"/>
+        </w:rPr>
+        <w:t xml:space="preserve"> και πατάει το κουμπί </w:t>
+      </w:r>
+      <w:r>
+        <w:rPr>
+          <w:sz w:val="28"/>
+          <w:szCs w:val="28"/>
+          <w:lang w:val="el-GR"/>
+        </w:rPr>
+        <w:t>“</w:t>
+      </w:r>
+      <w:r>
+        <w:rPr>
+          <w:sz w:val="28"/>
+          <w:szCs w:val="28"/>
+        </w:rPr>
+        <w:t>Search</w:t>
+      </w:r>
+      <w:r>
+        <w:rPr>
+          <w:sz w:val="28"/>
+          <w:szCs w:val="28"/>
+          <w:lang w:val="el-GR"/>
+        </w:rPr>
+        <w:t>”</w:t>
+      </w:r>
+      <w:r>
+        <w:rPr>
+          <w:sz w:val="28"/>
+          <w:szCs w:val="28"/>
+          <w:lang w:val="el-GR"/>
+        </w:rPr>
+        <w:t>.</w:t>
       </w:r>
     </w:p>
     <w:p>
@@ -400,39 +462,7 @@
           <w:szCs w:val="28"/>
           <w:lang w:val="el-GR"/>
         </w:rPr>
-        <w:t>Το σύστημα προβάλλει</w:t>
-      </w:r>
-      <w:r>
-        <w:rPr>
-          <w:sz w:val="28"/>
-          <w:szCs w:val="28"/>
-          <w:lang w:val="el-GR"/>
-        </w:rPr>
-        <w:t xml:space="preserve"> την πλήρη περιγραφή της αγγελίας</w:t>
-      </w:r>
-      <w:r>
-        <w:rPr>
-          <w:sz w:val="28"/>
-          <w:szCs w:val="28"/>
-          <w:lang w:val="el-GR"/>
-        </w:rPr>
-        <w:t xml:space="preserve"> </w:t>
-      </w:r>
-      <w:r>
-        <w:rPr>
-          <w:sz w:val="28"/>
-          <w:szCs w:val="28"/>
-          <w:lang w:val="el-GR"/>
-        </w:rPr>
-        <w:t>και τις απαραίτητες πληροφορίες</w:t>
-      </w:r>
-      <w:r>
-        <w:rPr>
-          <w:sz w:val="28"/>
-          <w:szCs w:val="28"/>
-          <w:lang w:val="el-GR"/>
-        </w:rPr>
-        <w:t>.</w:t>
+        <w:t>Το σύστημα επιστρέφει τη λίστα με τις διαθέσιμες αγγελίες που ταιριάζουν στα κριτήρια.</w:t>
       </w:r>
     </w:p>
     <w:p>
@@ -454,86 +484,7 @@
           <w:szCs w:val="28"/>
           <w:lang w:val="el-GR"/>
         </w:rPr>
-        <w:t>Ο χρήστης</w:t>
-      </w:r>
-      <w:r>
-        <w:rPr>
-          <w:sz w:val="28"/>
-          <w:szCs w:val="28"/>
-          <w:lang w:val="el-GR"/>
-        </w:rPr>
-        <w:t xml:space="preserve"> </w:t>
-      </w:r>
-      <w:r>
-        <w:rPr>
-          <w:sz w:val="28"/>
-          <w:szCs w:val="28"/>
-          <w:lang w:val="el-GR"/>
-        </w:rPr>
-        <w:t>πατάει το κουμπί “</w:t>
-      </w:r>
-      <w:r>
-        <w:rPr>
-          <w:sz w:val="28"/>
-          <w:szCs w:val="28"/>
-        </w:rPr>
-        <w:t>Apply</w:t>
-      </w:r>
-      <w:r>
-        <w:rPr>
-          <w:sz w:val="28"/>
-          <w:szCs w:val="28"/>
-          <w:lang w:val="el-GR"/>
-        </w:rPr>
-        <w:t>”</w:t>
-      </w:r>
-      <w:r>
-        <w:rPr>
-          <w:sz w:val="28"/>
-          <w:szCs w:val="28"/>
-          <w:lang w:val="el-GR"/>
-        </w:rPr>
-        <w:t xml:space="preserve"> </w:t>
-      </w:r>
-      <w:r>
-        <w:rPr>
-          <w:sz w:val="28"/>
-          <w:szCs w:val="28"/>
-          <w:lang w:val="el-GR"/>
-        </w:rPr>
-        <w:t xml:space="preserve"> </w:t>
-      </w:r>
-      <w:r>
-        <w:rPr>
-          <w:sz w:val="28"/>
-          <w:szCs w:val="28"/>
-          <w:lang w:val="el-GR"/>
-        </w:rPr>
-        <w:t>για τη συγκεκριμένη αγγελία</w:t>
-      </w:r>
-      <w:r>
-        <w:rPr>
-          <w:sz w:val="28"/>
-          <w:szCs w:val="28"/>
-          <w:lang w:val="el-GR"/>
-        </w:rPr>
-        <w:t xml:space="preserve"> που τον ενδιαφέρει</w:t>
-      </w:r>
-      <w:r>
-        <w:rPr>
-          <w:sz w:val="28"/>
-          <w:szCs w:val="28"/>
-          <w:lang w:val="el-GR"/>
-        </w:rPr>
-        <w:t>.</w:t>
-      </w:r>
-      <w:r>
-        <w:rPr>
-          <w:sz w:val="28"/>
-          <w:szCs w:val="28"/>
-          <w:lang w:val="el-GR"/>
-        </w:rPr>
-        <w:t xml:space="preserve"> </w:t>
+        <w:t>Ο χρήστης επιλέγει μια συγκεκριμένη αγγελία για να δει τις λεπτομέρειες.</w:t>
       </w:r>
     </w:p>
     <w:p>
@@ -555,7 +506,39 @@
           <w:szCs w:val="28"/>
           <w:lang w:val="el-GR"/>
         </w:rPr>
-        <w:t>Το σύστημα ζητά επιβεβαίωση από τον χρήστη για την αποστολή των στοιχείων του.</w:t>
+        <w:t>Το σύστημα προβάλλει</w:t>
+      </w:r>
+      <w:r>
+        <w:rPr>
+          <w:sz w:val="28"/>
+          <w:szCs w:val="28"/>
+          <w:lang w:val="el-GR"/>
+        </w:rPr>
+        <w:t xml:space="preserve"> την πλήρη περιγραφή της αγγελίας</w:t>
+      </w:r>
+      <w:r>
+        <w:rPr>
+          <w:sz w:val="28"/>
+          <w:szCs w:val="28"/>
+          <w:lang w:val="el-GR"/>
+        </w:rPr>
+        <w:t xml:space="preserve"> </w:t>
+      </w:r>
+      <w:r>
+        <w:rPr>
+          <w:sz w:val="28"/>
+          <w:szCs w:val="28"/>
+          <w:lang w:val="el-GR"/>
+        </w:rPr>
+        <w:t>και τις απαραίτητες πληροφορίες</w:t>
+      </w:r>
+      <w:r>
+        <w:rPr>
+          <w:sz w:val="28"/>
+          <w:szCs w:val="28"/>
+          <w:lang w:val="el-GR"/>
+        </w:rPr>
+        <w:t>.</w:t>
       </w:r>
     </w:p>
     <w:p>
@@ -577,30 +560,30 @@
           <w:szCs w:val="28"/>
           <w:lang w:val="el-GR"/>
         </w:rPr>
-        <w:t>Ο χρήστης επιβεβαιώνει την αίτηση</w:t>
-      </w:r>
-      <w:r>
-        <w:rPr>
-          <w:sz w:val="28"/>
-          <w:szCs w:val="28"/>
-          <w:lang w:val="el-GR"/>
-        </w:rPr>
-        <w:t xml:space="preserve"> πατώντας το κουμπί </w:t>
-      </w:r>
-      <w:r>
-        <w:rPr>
-          <w:sz w:val="28"/>
-          <w:szCs w:val="28"/>
-          <w:lang w:val="el-GR"/>
-        </w:rPr>
-        <w:t>“</w:t>
-      </w:r>
-      <w:r>
-        <w:rPr>
-          <w:sz w:val="28"/>
-          <w:szCs w:val="28"/>
-        </w:rPr>
-        <w:t>confirm</w:t>
+        <w:t>Ο χρήστης</w:t>
+      </w:r>
+      <w:r>
+        <w:rPr>
+          <w:sz w:val="28"/>
+          <w:szCs w:val="28"/>
+          <w:lang w:val="el-GR"/>
+        </w:rPr>
+        <w:t xml:space="preserve"> </w:t>
+      </w:r>
+      <w:r>
+        <w:rPr>
+          <w:sz w:val="28"/>
+          <w:szCs w:val="28"/>
+          <w:lang w:val="el-GR"/>
+        </w:rPr>
+        <w:t>πατάει το κουμπί “</w:t>
+      </w:r>
+      <w:r>
+        <w:rPr>
+          <w:sz w:val="28"/>
+          <w:szCs w:val="28"/>
+        </w:rPr>
+        <w:t>Apply</w:t>
       </w:r>
       <w:r>
         <w:rPr>
@@ -616,7 +599,47 @@
           <w:szCs w:val="28"/>
           <w:lang w:val="el-GR"/>
         </w:rPr>
+        <w:t xml:space="preserve"> </w:t>
+      </w:r>
+      <w:r>
+        <w:rPr>
+          <w:sz w:val="28"/>
+          <w:szCs w:val="28"/>
+          <w:lang w:val="el-GR"/>
+        </w:rPr>
+        <w:t xml:space="preserve"> </w:t>
+      </w:r>
+      <w:r>
+        <w:rPr>
+          <w:sz w:val="28"/>
+          <w:szCs w:val="28"/>
+          <w:lang w:val="el-GR"/>
+        </w:rPr>
+        <w:t>για τη συγκεκριμένη αγγελία</w:t>
+      </w:r>
+      <w:r>
+        <w:rPr>
+          <w:sz w:val="28"/>
+          <w:szCs w:val="28"/>
+          <w:lang w:val="el-GR"/>
+        </w:rPr>
+        <w:t xml:space="preserve"> που τον ενδιαφέρει</w:t>
+      </w:r>
+      <w:r>
+        <w:rPr>
+          <w:sz w:val="28"/>
+          <w:szCs w:val="28"/>
+          <w:lang w:val="el-GR"/>
+        </w:rPr>
         <w:t>.</w:t>
+      </w:r>
+      <w:r>
+        <w:rPr>
+          <w:sz w:val="28"/>
+          <w:szCs w:val="28"/>
+          <w:lang w:val="el-GR"/>
+        </w:rPr>
+        <w:t xml:space="preserve"> </w:t>
       </w:r>
     </w:p>
     <w:p>
@@ -638,93 +661,7 @@
           <w:szCs w:val="28"/>
           <w:lang w:val="el-GR"/>
         </w:rPr>
-        <w:t xml:space="preserve">Το σύστημα καταχωρεί την αίτηση </w:t>
-      </w:r>
-      <w:r>
-        <w:rPr>
-          <w:color w:val="000000" w:themeColor="text1"/>
-          <w:sz w:val="28"/>
-          <w:szCs w:val="28"/>
-          <w:lang w:val="el-GR"/>
-        </w:rPr>
-        <w:t xml:space="preserve">στη βάση δεδομένων, </w:t>
-      </w:r>
-      <w:r>
-        <w:rPr>
-          <w:sz w:val="28"/>
-          <w:szCs w:val="28"/>
-          <w:lang w:val="el-GR"/>
-        </w:rPr>
-        <w:t>ενημερώνει το προφίλ του χρήστη στην ενότητα “</w:t>
-      </w:r>
-      <w:r>
-        <w:rPr>
-          <w:sz w:val="28"/>
-          <w:szCs w:val="28"/>
-        </w:rPr>
-        <w:t>My</w:t>
-      </w:r>
-      <w:r>
-        <w:rPr>
-          <w:sz w:val="28"/>
-          <w:szCs w:val="28"/>
-          <w:lang w:val="el-GR"/>
-        </w:rPr>
-        <w:t xml:space="preserve"> </w:t>
-      </w:r>
-      <w:r>
-        <w:rPr>
-          <w:sz w:val="28"/>
-          <w:szCs w:val="28"/>
-        </w:rPr>
-        <w:t>Applications</w:t>
-      </w:r>
-      <w:r>
-        <w:rPr>
-          <w:sz w:val="28"/>
-          <w:szCs w:val="28"/>
-          <w:lang w:val="el-GR"/>
-        </w:rPr>
-        <w:t>” και αποστέλλει</w:t>
-      </w:r>
-      <w:r>
-        <w:rPr>
-          <w:sz w:val="28"/>
-          <w:szCs w:val="28"/>
-          <w:lang w:val="el-GR"/>
-        </w:rPr>
-        <w:t xml:space="preserve"> </w:t>
-      </w:r>
-      <w:r>
-        <w:rPr>
-          <w:sz w:val="28"/>
-          <w:szCs w:val="28"/>
-        </w:rPr>
-        <w:t>email</w:t>
-      </w:r>
-      <w:r>
-        <w:rPr>
-          <w:sz w:val="28"/>
-          <w:szCs w:val="28"/>
-          <w:lang w:val="el-GR"/>
-        </w:rPr>
-        <w:t xml:space="preserve"> </w:t>
-      </w:r>
-      <w:r>
-        <w:rPr>
-          <w:sz w:val="28"/>
-          <w:szCs w:val="28"/>
-          <w:lang w:val="el-GR"/>
-        </w:rPr>
-        <w:t>ειδοποιώντας τον</w:t>
-      </w:r>
-      <w:r>
-        <w:rPr>
-          <w:sz w:val="28"/>
-          <w:szCs w:val="28"/>
-          <w:lang w:val="el-GR"/>
-        </w:rPr>
-        <w:t xml:space="preserve"> δημιουργό της αγγελίας.</w:t>
+        <w:t>Το σύστημα ζητά επιβεβαίωση από τον χρήστη για την αποστολή των στοιχείων του.</w:t>
       </w:r>
     </w:p>
     <w:p>
@@ -746,6 +683,175 @@
           <w:szCs w:val="28"/>
           <w:lang w:val="el-GR"/>
         </w:rPr>
+        <w:t>Ο χρήστης επιβεβαιώνει την αίτηση</w:t>
+      </w:r>
+      <w:r>
+        <w:rPr>
+          <w:sz w:val="28"/>
+          <w:szCs w:val="28"/>
+          <w:lang w:val="el-GR"/>
+        </w:rPr>
+        <w:t xml:space="preserve"> πατώντας το κουμπί </w:t>
+      </w:r>
+      <w:r>
+        <w:rPr>
+          <w:sz w:val="28"/>
+          <w:szCs w:val="28"/>
+          <w:lang w:val="el-GR"/>
+        </w:rPr>
+        <w:t>“</w:t>
+      </w:r>
+      <w:r>
+        <w:rPr>
+          <w:sz w:val="28"/>
+          <w:szCs w:val="28"/>
+        </w:rPr>
+        <w:t>confirm</w:t>
+      </w:r>
+      <w:r>
+        <w:rPr>
+          <w:sz w:val="28"/>
+          <w:szCs w:val="28"/>
+          <w:lang w:val="el-GR"/>
+        </w:rPr>
+        <w:t>”</w:t>
+      </w:r>
+      <w:r>
+        <w:rPr>
+          <w:sz w:val="28"/>
+          <w:szCs w:val="28"/>
+          <w:lang w:val="el-GR"/>
+        </w:rPr>
+        <w:t>.</w:t>
+      </w:r>
+    </w:p>
+    <w:p>
+      <w:pPr>
+        <w:pStyle w:val="ListParagraph"/>
+        <w:numPr>
+          <w:ilvl w:val="0"/>
+          <w:numId w:val="7"/>
+        </w:numPr>
+        <w:rPr>
+          <w:sz w:val="28"/>
+          <w:szCs w:val="28"/>
+          <w:lang w:val="el-GR"/>
+        </w:rPr>
+      </w:pPr>
+      <w:r>
+        <w:rPr>
+          <w:sz w:val="28"/>
+          <w:szCs w:val="28"/>
+          <w:lang w:val="el-GR"/>
+        </w:rPr>
+        <w:t xml:space="preserve">Το σύστημα καταχωρεί την αίτηση </w:t>
+      </w:r>
+      <w:r>
+        <w:rPr>
+          <w:color w:val="000000" w:themeColor="text1"/>
+          <w:sz w:val="28"/>
+          <w:szCs w:val="28"/>
+          <w:lang w:val="el-GR"/>
+        </w:rPr>
+        <w:t xml:space="preserve">στη βάση δεδομένων, </w:t>
+      </w:r>
+      <w:r>
+        <w:rPr>
+          <w:sz w:val="28"/>
+          <w:szCs w:val="28"/>
+          <w:lang w:val="el-GR"/>
+        </w:rPr>
+        <w:t>ενημερώνει το προφίλ του χρήστη στην ενότητα “</w:t>
+      </w:r>
+      <w:r>
+        <w:rPr>
+          <w:sz w:val="28"/>
+          <w:szCs w:val="28"/>
+        </w:rPr>
+        <w:t>My</w:t>
+      </w:r>
+      <w:r>
+        <w:rPr>
+          <w:sz w:val="28"/>
+          <w:szCs w:val="28"/>
+          <w:lang w:val="el-GR"/>
+        </w:rPr>
+        <w:t xml:space="preserve"> </w:t>
+      </w:r>
+      <w:r>
+        <w:rPr>
+          <w:sz w:val="28"/>
+          <w:szCs w:val="28"/>
+        </w:rPr>
+        <w:t>Applications</w:t>
+      </w:r>
+      <w:r>
+        <w:rPr>
+          <w:sz w:val="28"/>
+          <w:szCs w:val="28"/>
+          <w:lang w:val="el-GR"/>
+        </w:rPr>
+        <w:t>” και αποστέλλει</w:t>
+      </w:r>
+      <w:r>
+        <w:rPr>
+          <w:sz w:val="28"/>
+          <w:szCs w:val="28"/>
+          <w:lang w:val="el-GR"/>
+        </w:rPr>
+        <w:t xml:space="preserve"> </w:t>
+      </w:r>
+      <w:r>
+        <w:rPr>
+          <w:sz w:val="28"/>
+          <w:szCs w:val="28"/>
+        </w:rPr>
+        <w:t>email</w:t>
+      </w:r>
+      <w:r>
+        <w:rPr>
+          <w:sz w:val="28"/>
+          <w:szCs w:val="28"/>
+          <w:lang w:val="el-GR"/>
+        </w:rPr>
+        <w:t xml:space="preserve"> </w:t>
+      </w:r>
+      <w:r>
+        <w:rPr>
+          <w:sz w:val="28"/>
+          <w:szCs w:val="28"/>
+          <w:lang w:val="el-GR"/>
+        </w:rPr>
+        <w:t>ειδοποιώντας τον</w:t>
+      </w:r>
+      <w:r>
+        <w:rPr>
+          <w:sz w:val="28"/>
+          <w:szCs w:val="28"/>
+          <w:lang w:val="el-GR"/>
+        </w:rPr>
+        <w:t xml:space="preserve"> δημιουργό της αγγελίας.</w:t>
+      </w:r>
+    </w:p>
+    <w:p>
+      <w:pPr>
+        <w:pStyle w:val="ListParagraph"/>
+        <w:numPr>
+          <w:ilvl w:val="0"/>
+          <w:numId w:val="7"/>
+        </w:numPr>
+        <w:rPr>
+          <w:sz w:val="28"/>
+          <w:szCs w:val="28"/>
+          <w:lang w:val="el-GR"/>
+        </w:rPr>
+      </w:pPr>
+      <w:r>
+        <w:rPr>
+          <w:sz w:val="28"/>
+          <w:szCs w:val="28"/>
+          <w:lang w:val="el-GR"/>
+        </w:rPr>
         <w:t>Το σύστημα ανανεώνει την οθόνη της αγγελίας, αλλάζοντας την κατάσταση του κουμπιού σε “</w:t>
       </w:r>
       <w:r>
@@ -831,6 +937,7 @@
           <w:szCs w:val="28"/>
           <w:lang w:val="el-GR"/>
         </w:rPr>
+        <w:lastRenderedPageBreak/>
         <w:t>4.</w:t>
       </w:r>
       <w:r>
@@ -981,7 +1088,6 @@
           <w:szCs w:val="28"/>
           <w:lang w:val="el-GR"/>
         </w:rPr>
-        <w:lastRenderedPageBreak/>
         <w:t xml:space="preserve">4.α.2. </w:t>
       </w:r>
       <w:r>
@@ -1042,24 +1148,392 @@
           <w:szCs w:val="28"/>
           <w:lang w:val="el-GR"/>
         </w:rPr>
-        <w:t>7.α.1. Το σύστημα διακρίνει ότι ο χρήστης δεν έχει συνδεθεί και τον ανακατευθύνει με στόχο να συνδεθεί.</w:t>
-      </w:r>
-    </w:p>
-    <w:p>
-      <w:pPr>
-        <w:rPr>
-          <w:sz w:val="28"/>
-          <w:szCs w:val="28"/>
-          <w:lang w:val="el-GR"/>
-        </w:rPr>
-      </w:pPr>
-      <w:r>
-        <w:rPr>
-          <w:sz w:val="28"/>
-          <w:szCs w:val="28"/>
-          <w:lang w:val="el-GR"/>
-        </w:rPr>
-        <w:t xml:space="preserve">7.α.2. Ο χρήστης συμπληρώνει τα στοιχεία του και πατάει </w:t>
+        <w:t>2.</w:t>
+      </w:r>
+      <w:r>
+        <w:rPr>
+          <w:sz w:val="28"/>
+          <w:szCs w:val="28"/>
+          <w:lang w:val="el-GR"/>
+        </w:rPr>
+        <w:t xml:space="preserve">α.1. Το σύστημα </w:t>
+      </w:r>
+      <w:r>
+        <w:rPr>
+          <w:sz w:val="28"/>
+          <w:szCs w:val="28"/>
+          <w:lang w:val="el-GR"/>
+        </w:rPr>
+        <w:t>διακρίνει ότι</w:t>
+      </w:r>
+      <w:r>
+        <w:rPr>
+          <w:sz w:val="28"/>
+          <w:szCs w:val="28"/>
+          <w:lang w:val="el-GR"/>
+        </w:rPr>
+        <w:t xml:space="preserve"> </w:t>
+      </w:r>
+      <w:r>
+        <w:rPr>
+          <w:sz w:val="28"/>
+          <w:szCs w:val="28"/>
+          <w:lang w:val="el-GR"/>
+        </w:rPr>
+        <w:t xml:space="preserve">ο </w:t>
+      </w:r>
+      <w:r>
+        <w:rPr>
+          <w:sz w:val="28"/>
+          <w:szCs w:val="28"/>
+          <w:lang w:val="el-GR"/>
+        </w:rPr>
+        <w:t>κωδικ</w:t>
+      </w:r>
+      <w:r>
+        <w:rPr>
+          <w:sz w:val="28"/>
+          <w:szCs w:val="28"/>
+          <w:lang w:val="el-GR"/>
+        </w:rPr>
+        <w:t>ός</w:t>
+      </w:r>
+      <w:r>
+        <w:rPr>
+          <w:sz w:val="28"/>
+          <w:szCs w:val="28"/>
+          <w:lang w:val="el-GR"/>
+        </w:rPr>
+        <w:t xml:space="preserve"> </w:t>
+      </w:r>
+      <w:r>
+        <w:rPr>
+          <w:sz w:val="28"/>
+          <w:szCs w:val="28"/>
+          <w:lang w:val="el-GR"/>
+        </w:rPr>
+        <w:t xml:space="preserve">που εισήγαγε ο </w:t>
+      </w:r>
+      <w:r>
+        <w:rPr>
+          <w:sz w:val="28"/>
+          <w:szCs w:val="28"/>
+          <w:lang w:val="el-GR"/>
+        </w:rPr>
+        <w:t>χρήστη</w:t>
+      </w:r>
+      <w:r>
+        <w:rPr>
+          <w:sz w:val="28"/>
+          <w:szCs w:val="28"/>
+          <w:lang w:val="el-GR"/>
+        </w:rPr>
+        <w:t>ς</w:t>
+      </w:r>
+      <w:r>
+        <w:rPr>
+          <w:sz w:val="28"/>
+          <w:szCs w:val="28"/>
+          <w:lang w:val="el-GR"/>
+        </w:rPr>
+        <w:t xml:space="preserve"> </w:t>
+      </w:r>
+      <w:r>
+        <w:rPr>
+          <w:sz w:val="28"/>
+          <w:szCs w:val="28"/>
+          <w:lang w:val="el-GR"/>
+        </w:rPr>
+        <w:t>είναι λανθασμένος.</w:t>
+      </w:r>
+    </w:p>
+    <w:p>
+      <w:pPr>
+        <w:rPr>
+          <w:sz w:val="28"/>
+          <w:szCs w:val="28"/>
+          <w:lang w:val="el-GR"/>
+        </w:rPr>
+      </w:pPr>
+      <w:r>
+        <w:rPr>
+          <w:sz w:val="28"/>
+          <w:szCs w:val="28"/>
+          <w:lang w:val="el-GR"/>
+        </w:rPr>
+        <w:t>2.</w:t>
+      </w:r>
+      <w:r>
+        <w:rPr>
+          <w:sz w:val="28"/>
+          <w:szCs w:val="28"/>
+          <w:lang w:val="el-GR"/>
+        </w:rPr>
+        <w:t xml:space="preserve">α.2. Το σύστημα ενημερώνει τον χρήστη </w:t>
+      </w:r>
+      <w:r>
+        <w:rPr>
+          <w:sz w:val="28"/>
+          <w:szCs w:val="28"/>
+          <w:lang w:val="el-GR"/>
+        </w:rPr>
+        <w:t xml:space="preserve">ότι τα στοιχεία του είναι λανθασμένα </w:t>
+      </w:r>
+      <w:r>
+        <w:rPr>
+          <w:sz w:val="28"/>
+          <w:szCs w:val="28"/>
+          <w:lang w:val="el-GR"/>
+        </w:rPr>
+        <w:t>και δεν επιτρέπει την σύνδεση του</w:t>
+      </w:r>
+      <w:r>
+        <w:rPr>
+          <w:sz w:val="28"/>
+          <w:szCs w:val="28"/>
+          <w:lang w:val="el-GR"/>
+        </w:rPr>
+        <w:t>.</w:t>
+      </w:r>
+    </w:p>
+    <w:p>
+      <w:pPr>
+        <w:rPr>
+          <w:sz w:val="28"/>
+          <w:szCs w:val="28"/>
+          <w:lang w:val="el-GR"/>
+        </w:rPr>
+      </w:pPr>
+      <w:r>
+        <w:rPr>
+          <w:sz w:val="28"/>
+          <w:szCs w:val="28"/>
+          <w:lang w:val="el-GR"/>
+        </w:rPr>
+        <w:t>2.</w:t>
+      </w:r>
+      <w:r>
+        <w:rPr>
+          <w:sz w:val="28"/>
+          <w:szCs w:val="28"/>
+          <w:lang w:val="el-GR"/>
+        </w:rPr>
+        <w:t xml:space="preserve">α.3. Η περίπτωση χρήσης επιστρέφει στο βήμα </w:t>
+      </w:r>
+      <w:r>
+        <w:rPr>
+          <w:sz w:val="28"/>
+          <w:szCs w:val="28"/>
+          <w:lang w:val="el-GR"/>
+        </w:rPr>
+        <w:t>1</w:t>
+      </w:r>
+      <w:r>
+        <w:rPr>
+          <w:sz w:val="28"/>
+          <w:szCs w:val="28"/>
+          <w:lang w:val="el-GR"/>
+        </w:rPr>
+        <w:t xml:space="preserve"> της </w:t>
+      </w:r>
+      <w:r>
+        <w:rPr>
+          <w:sz w:val="28"/>
+          <w:szCs w:val="28"/>
+          <w:lang w:val="el-GR"/>
+        </w:rPr>
+        <w:t>βασικής</w:t>
+      </w:r>
+      <w:r>
+        <w:rPr>
+          <w:sz w:val="28"/>
+          <w:szCs w:val="28"/>
+          <w:lang w:val="el-GR"/>
+        </w:rPr>
+        <w:t xml:space="preserve"> ροής</w:t>
+      </w:r>
+      <w:r>
+        <w:rPr>
+          <w:sz w:val="28"/>
+          <w:szCs w:val="28"/>
+          <w:lang w:val="el-GR"/>
+        </w:rPr>
+        <w:t>.</w:t>
+      </w:r>
+    </w:p>
+    <w:p>
+      <w:pPr>
+        <w:rPr>
+          <w:sz w:val="28"/>
+          <w:szCs w:val="28"/>
+          <w:u w:val="single"/>
+          <w:lang w:val="el-GR"/>
+        </w:rPr>
+      </w:pPr>
+      <w:r>
+        <w:rPr>
+          <w:sz w:val="28"/>
+          <w:szCs w:val="28"/>
+          <w:u w:val="single"/>
+          <w:lang w:val="el-GR"/>
+        </w:rPr>
+        <w:t xml:space="preserve">Εναλλακτική Ροή </w:t>
+      </w:r>
+      <w:r>
+        <w:rPr>
+          <w:sz w:val="28"/>
+          <w:szCs w:val="28"/>
+          <w:u w:val="single"/>
+          <w:lang w:val="el-GR"/>
+        </w:rPr>
+        <w:t>2.</w:t>
+      </w:r>
+      <w:r>
+        <w:rPr>
+          <w:sz w:val="28"/>
+          <w:szCs w:val="28"/>
+          <w:u w:val="single"/>
+          <w:lang w:val="el-GR"/>
+        </w:rPr>
+        <w:t>1</w:t>
+      </w:r>
+      <w:r>
+        <w:rPr>
+          <w:sz w:val="28"/>
+          <w:szCs w:val="28"/>
+          <w:u w:val="single"/>
+          <w:lang w:val="el-GR"/>
+        </w:rPr>
+        <w:t>:</w:t>
+      </w:r>
+    </w:p>
+    <w:p>
+      <w:pPr>
+        <w:rPr>
+          <w:sz w:val="28"/>
+          <w:szCs w:val="28"/>
+          <w:lang w:val="el-GR"/>
+        </w:rPr>
+      </w:pPr>
+      <w:r>
+        <w:rPr>
+          <w:sz w:val="28"/>
+          <w:szCs w:val="28"/>
+          <w:lang w:val="el-GR"/>
+        </w:rPr>
+        <w:t>2.</w:t>
+      </w:r>
+      <w:r>
+        <w:rPr>
+          <w:sz w:val="28"/>
+          <w:szCs w:val="28"/>
+          <w:lang w:val="el-GR"/>
+        </w:rPr>
+        <w:t xml:space="preserve">β.1. </w:t>
+      </w:r>
+      <w:r>
+        <w:rPr>
+          <w:sz w:val="28"/>
+          <w:szCs w:val="28"/>
+          <w:lang w:val="el-GR"/>
+        </w:rPr>
+        <w:t xml:space="preserve">Το </w:t>
+      </w:r>
+      <w:r>
+        <w:rPr>
+          <w:sz w:val="28"/>
+          <w:szCs w:val="28"/>
+          <w:lang w:val="el-GR"/>
+        </w:rPr>
+        <w:t xml:space="preserve">σύστημα δεν βρήκε το </w:t>
+      </w:r>
+      <w:r>
+        <w:rPr>
+          <w:sz w:val="28"/>
+          <w:szCs w:val="28"/>
+        </w:rPr>
+        <w:t>email</w:t>
+      </w:r>
+      <w:r>
+        <w:rPr>
+          <w:sz w:val="28"/>
+          <w:szCs w:val="28"/>
+          <w:lang w:val="el-GR"/>
+        </w:rPr>
+        <w:t xml:space="preserve"> που εισήγαγε ο χρήστης</w:t>
+      </w:r>
+      <w:r>
+        <w:rPr>
+          <w:sz w:val="28"/>
+          <w:szCs w:val="28"/>
+          <w:lang w:val="el-GR"/>
+        </w:rPr>
+        <w:t>.</w:t>
+      </w:r>
+    </w:p>
+    <w:p>
+      <w:pPr>
+        <w:rPr>
+          <w:sz w:val="28"/>
+          <w:szCs w:val="28"/>
+          <w:lang w:val="el-GR"/>
+        </w:rPr>
+      </w:pPr>
+      <w:r>
+        <w:rPr>
+          <w:sz w:val="28"/>
+          <w:szCs w:val="28"/>
+          <w:lang w:val="el-GR"/>
+        </w:rPr>
+        <w:t>2.</w:t>
+      </w:r>
+      <w:r>
+        <w:rPr>
+          <w:sz w:val="28"/>
+          <w:szCs w:val="28"/>
+          <w:lang w:val="el-GR"/>
+        </w:rPr>
+        <w:t xml:space="preserve">β.2. Το σύστημα ενημερώνει τον χρήστη να ελέγξει την ορθότητα του </w:t>
+      </w:r>
+      <w:r>
+        <w:rPr>
+          <w:sz w:val="28"/>
+          <w:szCs w:val="28"/>
+        </w:rPr>
+        <w:t>email</w:t>
+      </w:r>
+      <w:r>
+        <w:rPr>
+          <w:sz w:val="28"/>
+          <w:szCs w:val="28"/>
+          <w:lang w:val="el-GR"/>
+        </w:rPr>
+        <w:t xml:space="preserve"> ή να δημιουργήσει λογαριασμό.</w:t>
+      </w:r>
+    </w:p>
+    <w:p>
+      <w:pPr>
+        <w:rPr>
+          <w:sz w:val="28"/>
+          <w:szCs w:val="28"/>
+          <w:lang w:val="el-GR"/>
+        </w:rPr>
+      </w:pPr>
+      <w:r>
+        <w:rPr>
+          <w:sz w:val="28"/>
+          <w:szCs w:val="28"/>
+          <w:lang w:val="el-GR"/>
+        </w:rPr>
+        <w:t>2.</w:t>
+      </w:r>
+      <w:r>
+        <w:rPr>
+          <w:sz w:val="28"/>
+          <w:szCs w:val="28"/>
+          <w:lang w:val="el-GR"/>
+        </w:rPr>
+        <w:t xml:space="preserve">β.2. Ο χρήστης επιλέγει να δημιουργήσει λογαριασμό πατώντας το κουμπί </w:t>
       </w:r>
       <w:r>
         <w:rPr>
@@ -1074,7 +1548,14 @@
           <w:sz w:val="28"/>
           <w:szCs w:val="28"/>
         </w:rPr>
-        <w:t>log</w:t>
+        <w:t>sig</w:t>
+      </w:r>
+      <w:r>
+        <w:rPr>
+          <w:sz w:val="28"/>
+          <w:szCs w:val="28"/>
+        </w:rPr>
+        <w:t>n</w:t>
       </w:r>
       <w:r>
         <w:rPr>
@@ -1122,15 +1603,23 @@
           <w:szCs w:val="28"/>
           <w:lang w:val="el-GR"/>
         </w:rPr>
-        <w:t xml:space="preserve">7.α.3. Το σύστημα </w:t>
-      </w:r>
-      <w:r>
-        <w:rPr>
-          <w:sz w:val="28"/>
-          <w:szCs w:val="28"/>
-          <w:lang w:val="el-GR"/>
-        </w:rPr>
-        <w:t>διακρίνει</w:t>
+        <w:t>2.</w:t>
+      </w:r>
+      <w:r>
+        <w:rPr>
+          <w:sz w:val="28"/>
+          <w:szCs w:val="28"/>
+          <w:lang w:val="el-GR"/>
+        </w:rPr>
+        <w:t xml:space="preserve">β.3. </w:t>
+      </w:r>
+      <w:r>
+        <w:rPr>
+          <w:sz w:val="28"/>
+          <w:szCs w:val="28"/>
+          <w:lang w:val="el-GR"/>
+        </w:rPr>
+        <w:t>Η περίπτωση χρήσης επιστρέφει στο βήμα 1 της βασικής ροής.</w:t>
       </w:r>
       <w:r>
         <w:rPr>
@@ -1140,21 +1629,82 @@
         </w:rPr>
         <w:t xml:space="preserve"> </w:t>
       </w:r>
-      <w:r>
-        <w:rPr>
-          <w:sz w:val="28"/>
-          <w:szCs w:val="28"/>
-          <w:lang w:val="el-GR"/>
-        </w:rPr>
-        <w:t xml:space="preserve">ότι </w:t>
-      </w:r>
-      <w:r>
-        <w:rPr>
-          <w:sz w:val="28"/>
-          <w:szCs w:val="28"/>
-          <w:lang w:val="el-GR"/>
-        </w:rPr>
-        <w:t>τα στοιχεία είναι ορθά</w:t>
+    </w:p>
+    <w:p>
+      <w:pPr>
+        <w:rPr>
+          <w:sz w:val="28"/>
+          <w:szCs w:val="28"/>
+          <w:u w:val="single"/>
+          <w:lang w:val="el-GR"/>
+        </w:rPr>
+      </w:pPr>
+      <w:r>
+        <w:rPr>
+          <w:sz w:val="28"/>
+          <w:szCs w:val="28"/>
+          <w:u w:val="single"/>
+          <w:lang w:val="el-GR"/>
+        </w:rPr>
+        <w:t xml:space="preserve">Εναλλακτική Ροή </w:t>
+      </w:r>
+      <w:r>
+        <w:rPr>
+          <w:sz w:val="28"/>
+          <w:szCs w:val="28"/>
+          <w:u w:val="single"/>
+          <w:lang w:val="el-GR"/>
+        </w:rPr>
+        <w:t>3</w:t>
+      </w:r>
+      <w:r>
+        <w:rPr>
+          <w:sz w:val="28"/>
+          <w:szCs w:val="28"/>
+          <w:u w:val="single"/>
+          <w:lang w:val="el-GR"/>
+        </w:rPr>
+        <w:t>:</w:t>
+      </w:r>
+    </w:p>
+    <w:p>
+      <w:pPr>
+        <w:rPr>
+          <w:sz w:val="28"/>
+          <w:szCs w:val="28"/>
+          <w:lang w:val="el-GR"/>
+        </w:rPr>
+      </w:pPr>
+      <w:r>
+        <w:rPr>
+          <w:sz w:val="28"/>
+          <w:szCs w:val="28"/>
+          <w:lang w:val="el-GR"/>
+        </w:rPr>
+        <w:t xml:space="preserve">9.α.1. Ο χρήστης επιλέγει να απορρίψει την αίτηση επιλέγοντας το </w:t>
+      </w:r>
+      <w:r>
+        <w:rPr>
+          <w:sz w:val="28"/>
+          <w:szCs w:val="28"/>
+          <w:lang w:val="el-GR"/>
+        </w:rPr>
+        <w:t>“</w:t>
+      </w:r>
+      <w:r>
+        <w:rPr>
+          <w:sz w:val="28"/>
+          <w:szCs w:val="28"/>
+        </w:rPr>
+        <w:t>decline</w:t>
+      </w:r>
+      <w:r>
+        <w:rPr>
+          <w:sz w:val="28"/>
+          <w:szCs w:val="28"/>
+          <w:lang w:val="el-GR"/>
+        </w:rPr>
+        <w:t>”</w:t>
       </w:r>
       <w:r>
         <w:rPr>
@@ -1179,7 +1729,40 @@
           <w:szCs w:val="28"/>
           <w:lang w:val="el-GR"/>
         </w:rPr>
-        <w:t xml:space="preserve">7.α.4. Η περίπτωση χρήσης επιστρέφει στο βήμα </w:t>
+        <w:t xml:space="preserve">9.α.2. Το σύστημα δεν </w:t>
+      </w:r>
+      <w:r>
+        <w:rPr>
+          <w:sz w:val="28"/>
+          <w:szCs w:val="28"/>
+          <w:lang w:val="el-GR"/>
+        </w:rPr>
+        <w:t>καταχωρεί καμία πληροφορία σχετικά με την αγγελία.</w:t>
+      </w:r>
+    </w:p>
+    <w:p>
+      <w:pPr>
+        <w:rPr>
+          <w:sz w:val="28"/>
+          <w:szCs w:val="28"/>
+          <w:lang w:val="el-GR"/>
+        </w:rPr>
+      </w:pPr>
+      <w:r>
+        <w:rPr>
+          <w:sz w:val="28"/>
+          <w:szCs w:val="28"/>
+          <w:lang w:val="el-GR"/>
+        </w:rPr>
+        <w:t xml:space="preserve">9.α.3. </w:t>
+      </w:r>
+      <w:r>
+        <w:rPr>
+          <w:sz w:val="28"/>
+          <w:szCs w:val="28"/>
+          <w:lang w:val="el-GR"/>
+        </w:rPr>
+        <w:t xml:space="preserve">Η περίπτωση χρήσης επιστρέφει στο βήμα </w:t>
       </w:r>
       <w:r>
         <w:rPr>
@@ -1214,623 +1797,6 @@
           <w:u w:val="single"/>
           <w:lang w:val="el-GR"/>
         </w:rPr>
-        <w:t>Εναλλακτική Ροή 2</w:t>
-      </w:r>
-      <w:r>
-        <w:rPr>
-          <w:sz w:val="28"/>
-          <w:szCs w:val="28"/>
-          <w:u w:val="single"/>
-          <w:lang w:val="el-GR"/>
-        </w:rPr>
-        <w:t>.1</w:t>
-      </w:r>
-      <w:r>
-        <w:rPr>
-          <w:sz w:val="28"/>
-          <w:szCs w:val="28"/>
-          <w:u w:val="single"/>
-          <w:lang w:val="el-GR"/>
-        </w:rPr>
-        <w:t>:</w:t>
-      </w:r>
-    </w:p>
-    <w:p>
-      <w:pPr>
-        <w:rPr>
-          <w:sz w:val="28"/>
-          <w:szCs w:val="28"/>
-          <w:lang w:val="el-GR"/>
-        </w:rPr>
-      </w:pPr>
-      <w:r>
-        <w:rPr>
-          <w:sz w:val="28"/>
-          <w:szCs w:val="28"/>
-          <w:lang w:val="el-GR"/>
-        </w:rPr>
-        <w:t xml:space="preserve">(7.α.3.)α.1. Το σύστημα </w:t>
-      </w:r>
-      <w:r>
-        <w:rPr>
-          <w:sz w:val="28"/>
-          <w:szCs w:val="28"/>
-          <w:lang w:val="el-GR"/>
-        </w:rPr>
-        <w:t>διακρίνει ότι</w:t>
-      </w:r>
-      <w:r>
-        <w:rPr>
-          <w:sz w:val="28"/>
-          <w:szCs w:val="28"/>
-          <w:lang w:val="el-GR"/>
-        </w:rPr>
-        <w:t xml:space="preserve"> </w:t>
-      </w:r>
-      <w:r>
-        <w:rPr>
-          <w:sz w:val="28"/>
-          <w:szCs w:val="28"/>
-          <w:lang w:val="el-GR"/>
-        </w:rPr>
-        <w:t xml:space="preserve">ο </w:t>
-      </w:r>
-      <w:r>
-        <w:rPr>
-          <w:sz w:val="28"/>
-          <w:szCs w:val="28"/>
-          <w:lang w:val="el-GR"/>
-        </w:rPr>
-        <w:t>κωδικ</w:t>
-      </w:r>
-      <w:r>
-        <w:rPr>
-          <w:sz w:val="28"/>
-          <w:szCs w:val="28"/>
-          <w:lang w:val="el-GR"/>
-        </w:rPr>
-        <w:t>ός</w:t>
-      </w:r>
-      <w:r>
-        <w:rPr>
-          <w:sz w:val="28"/>
-          <w:szCs w:val="28"/>
-          <w:lang w:val="el-GR"/>
-        </w:rPr>
-        <w:t xml:space="preserve"> </w:t>
-      </w:r>
-      <w:r>
-        <w:rPr>
-          <w:sz w:val="28"/>
-          <w:szCs w:val="28"/>
-          <w:lang w:val="el-GR"/>
-        </w:rPr>
-        <w:t xml:space="preserve">που εισήγαγε ο </w:t>
-      </w:r>
-      <w:r>
-        <w:rPr>
-          <w:sz w:val="28"/>
-          <w:szCs w:val="28"/>
-          <w:lang w:val="el-GR"/>
-        </w:rPr>
-        <w:t>χρήστη</w:t>
-      </w:r>
-      <w:r>
-        <w:rPr>
-          <w:sz w:val="28"/>
-          <w:szCs w:val="28"/>
-          <w:lang w:val="el-GR"/>
-        </w:rPr>
-        <w:t>ς</w:t>
-      </w:r>
-      <w:r>
-        <w:rPr>
-          <w:sz w:val="28"/>
-          <w:szCs w:val="28"/>
-          <w:lang w:val="el-GR"/>
-        </w:rPr>
-        <w:t xml:space="preserve"> </w:t>
-      </w:r>
-      <w:r>
-        <w:rPr>
-          <w:sz w:val="28"/>
-          <w:szCs w:val="28"/>
-          <w:lang w:val="el-GR"/>
-        </w:rPr>
-        <w:t>είναι λανθασμένος.</w:t>
-      </w:r>
-    </w:p>
-    <w:p>
-      <w:pPr>
-        <w:rPr>
-          <w:sz w:val="28"/>
-          <w:szCs w:val="28"/>
-          <w:lang w:val="el-GR"/>
-        </w:rPr>
-      </w:pPr>
-      <w:r>
-        <w:rPr>
-          <w:sz w:val="28"/>
-          <w:szCs w:val="28"/>
-          <w:lang w:val="el-GR"/>
-        </w:rPr>
-        <w:t xml:space="preserve">(7.α.3.)α.2. Το σύστημα ενημερώνει τον χρήστη </w:t>
-      </w:r>
-      <w:r>
-        <w:rPr>
-          <w:sz w:val="28"/>
-          <w:szCs w:val="28"/>
-          <w:lang w:val="el-GR"/>
-        </w:rPr>
-        <w:t xml:space="preserve">ότι τα στοιχεία του είναι λανθασμένα </w:t>
-      </w:r>
-      <w:r>
-        <w:rPr>
-          <w:sz w:val="28"/>
-          <w:szCs w:val="28"/>
-          <w:lang w:val="el-GR"/>
-        </w:rPr>
-        <w:t>και δεν επιτρέπει την σύνδεση του</w:t>
-      </w:r>
-      <w:r>
-        <w:rPr>
-          <w:sz w:val="28"/>
-          <w:szCs w:val="28"/>
-          <w:lang w:val="el-GR"/>
-        </w:rPr>
-        <w:t>.</w:t>
-      </w:r>
-    </w:p>
-    <w:p>
-      <w:pPr>
-        <w:rPr>
-          <w:sz w:val="28"/>
-          <w:szCs w:val="28"/>
-          <w:lang w:val="el-GR"/>
-        </w:rPr>
-      </w:pPr>
-      <w:r>
-        <w:rPr>
-          <w:sz w:val="28"/>
-          <w:szCs w:val="28"/>
-          <w:lang w:val="el-GR"/>
-        </w:rPr>
-        <w:t>(7.α.3.)α.3. Η περίπτωση χρήσης επιστρέφει στο βήμα 7.α.2 της εναλλακτικής ροής 2.</w:t>
-      </w:r>
-    </w:p>
-    <w:p>
-      <w:pPr>
-        <w:rPr>
-          <w:sz w:val="28"/>
-          <w:szCs w:val="28"/>
-          <w:u w:val="single"/>
-          <w:lang w:val="el-GR"/>
-        </w:rPr>
-      </w:pPr>
-      <w:r>
-        <w:rPr>
-          <w:sz w:val="28"/>
-          <w:szCs w:val="28"/>
-          <w:u w:val="single"/>
-          <w:lang w:val="el-GR"/>
-        </w:rPr>
-        <w:t xml:space="preserve">Εναλλακτική Ροή </w:t>
-      </w:r>
-      <w:r>
-        <w:rPr>
-          <w:sz w:val="28"/>
-          <w:szCs w:val="28"/>
-          <w:u w:val="single"/>
-          <w:lang w:val="el-GR"/>
-        </w:rPr>
-        <w:t>2.2</w:t>
-      </w:r>
-      <w:r>
-        <w:rPr>
-          <w:sz w:val="28"/>
-          <w:szCs w:val="28"/>
-          <w:u w:val="single"/>
-          <w:lang w:val="el-GR"/>
-        </w:rPr>
-        <w:t>:</w:t>
-      </w:r>
-    </w:p>
-    <w:p>
-      <w:pPr>
-        <w:rPr>
-          <w:sz w:val="28"/>
-          <w:szCs w:val="28"/>
-          <w:lang w:val="el-GR"/>
-        </w:rPr>
-      </w:pPr>
-      <w:r>
-        <w:rPr>
-          <w:sz w:val="28"/>
-          <w:szCs w:val="28"/>
-          <w:lang w:val="el-GR"/>
-        </w:rPr>
-        <w:t xml:space="preserve">(7.α.3.)β.1. </w:t>
-      </w:r>
-      <w:r>
-        <w:rPr>
-          <w:sz w:val="28"/>
-          <w:szCs w:val="28"/>
-          <w:lang w:val="el-GR"/>
-        </w:rPr>
-        <w:t xml:space="preserve">Το </w:t>
-      </w:r>
-      <w:r>
-        <w:rPr>
-          <w:sz w:val="28"/>
-          <w:szCs w:val="28"/>
-          <w:lang w:val="el-GR"/>
-        </w:rPr>
-        <w:t xml:space="preserve">σύστημα δεν βρήκε το </w:t>
-      </w:r>
-      <w:r>
-        <w:rPr>
-          <w:sz w:val="28"/>
-          <w:szCs w:val="28"/>
-        </w:rPr>
-        <w:t>email</w:t>
-      </w:r>
-      <w:r>
-        <w:rPr>
-          <w:sz w:val="28"/>
-          <w:szCs w:val="28"/>
-          <w:lang w:val="el-GR"/>
-        </w:rPr>
-        <w:t xml:space="preserve"> που εισήγαγε ο χρήστης</w:t>
-      </w:r>
-      <w:r>
-        <w:rPr>
-          <w:sz w:val="28"/>
-          <w:szCs w:val="28"/>
-          <w:lang w:val="el-GR"/>
-        </w:rPr>
-        <w:t>.</w:t>
-      </w:r>
-    </w:p>
-    <w:p>
-      <w:pPr>
-        <w:rPr>
-          <w:sz w:val="28"/>
-          <w:szCs w:val="28"/>
-          <w:lang w:val="el-GR"/>
-        </w:rPr>
-      </w:pPr>
-      <w:r>
-        <w:rPr>
-          <w:sz w:val="28"/>
-          <w:szCs w:val="28"/>
-          <w:lang w:val="el-GR"/>
-        </w:rPr>
-        <w:t xml:space="preserve">(7.α.3.)β.2. Το σύστημα ενημερώνει τον χρήστη να ελέγξει την ορθότητα του </w:t>
-      </w:r>
-      <w:r>
-        <w:rPr>
-          <w:sz w:val="28"/>
-          <w:szCs w:val="28"/>
-        </w:rPr>
-        <w:t>email</w:t>
-      </w:r>
-      <w:r>
-        <w:rPr>
-          <w:sz w:val="28"/>
-          <w:szCs w:val="28"/>
-          <w:lang w:val="el-GR"/>
-        </w:rPr>
-        <w:t xml:space="preserve"> ή να δημιουργήσει λογαριασμό.</w:t>
-      </w:r>
-    </w:p>
-    <w:p>
-      <w:pPr>
-        <w:rPr>
-          <w:sz w:val="28"/>
-          <w:szCs w:val="28"/>
-          <w:lang w:val="el-GR"/>
-        </w:rPr>
-      </w:pPr>
-      <w:r>
-        <w:rPr>
-          <w:sz w:val="28"/>
-          <w:szCs w:val="28"/>
-          <w:lang w:val="el-GR"/>
-        </w:rPr>
-        <w:t xml:space="preserve">(7.α.3.)β.2. Ο χρήστης επιλέγει να δημιουργήσει λογαριασμό πατώντας το κουμπί </w:t>
-      </w:r>
-      <w:r>
-        <w:rPr>
-          <w:sz w:val="28"/>
-          <w:szCs w:val="28"/>
-          <w:lang w:val="el-GR"/>
-        </w:rPr>
-        <w:t>“</w:t>
-      </w:r>
-      <w:r>
-        <w:rPr>
-          <w:sz w:val="28"/>
-          <w:szCs w:val="28"/>
-        </w:rPr>
-        <w:t>sig</w:t>
-      </w:r>
-      <w:r>
-        <w:rPr>
-          <w:sz w:val="28"/>
-          <w:szCs w:val="28"/>
-        </w:rPr>
-        <w:t>n</w:t>
-      </w:r>
-      <w:r>
-        <w:rPr>
-          <w:sz w:val="28"/>
-          <w:szCs w:val="28"/>
-          <w:lang w:val="el-GR"/>
-        </w:rPr>
-        <w:t xml:space="preserve"> </w:t>
-      </w:r>
-      <w:r>
-        <w:rPr>
-          <w:sz w:val="28"/>
-          <w:szCs w:val="28"/>
-        </w:rPr>
-        <w:t>in</w:t>
-      </w:r>
-      <w:r>
-        <w:rPr>
-          <w:sz w:val="28"/>
-          <w:szCs w:val="28"/>
-          <w:lang w:val="el-GR"/>
-        </w:rPr>
-        <w:t>”</w:t>
-      </w:r>
-      <w:r>
-        <w:rPr>
-          <w:sz w:val="28"/>
-          <w:szCs w:val="28"/>
-          <w:lang w:val="el-GR"/>
-        </w:rPr>
-        <w:t>.</w:t>
-      </w:r>
-    </w:p>
-    <w:p>
-      <w:pPr>
-        <w:rPr>
-          <w:sz w:val="28"/>
-          <w:szCs w:val="28"/>
-          <w:lang w:val="el-GR"/>
-        </w:rPr>
-      </w:pPr>
-      <w:r>
-        <w:rPr>
-          <w:sz w:val="28"/>
-          <w:szCs w:val="28"/>
-          <w:lang w:val="el-GR"/>
-        </w:rPr>
-        <w:t xml:space="preserve">(7.α.3.)β.3. Το σύστημα τον ανακατευθύνει στο </w:t>
-      </w:r>
-      <w:r>
-        <w:rPr>
-          <w:sz w:val="28"/>
-          <w:szCs w:val="28"/>
-        </w:rPr>
-        <w:t>sig</w:t>
-      </w:r>
-      <w:r>
-        <w:rPr>
-          <w:sz w:val="28"/>
-          <w:szCs w:val="28"/>
-        </w:rPr>
-        <w:t>n</w:t>
-      </w:r>
-      <w:r>
-        <w:rPr>
-          <w:sz w:val="28"/>
-          <w:szCs w:val="28"/>
-          <w:lang w:val="el-GR"/>
-        </w:rPr>
-        <w:t xml:space="preserve"> </w:t>
-      </w:r>
-      <w:r>
-        <w:rPr>
-          <w:sz w:val="28"/>
-          <w:szCs w:val="28"/>
-        </w:rPr>
-        <w:t>in</w:t>
-      </w:r>
-      <w:r>
-        <w:rPr>
-          <w:sz w:val="28"/>
-          <w:szCs w:val="28"/>
-          <w:lang w:val="el-GR"/>
-        </w:rPr>
-        <w:t xml:space="preserve"> πεδίο</w:t>
-      </w:r>
-      <w:r>
-        <w:rPr>
-          <w:sz w:val="28"/>
-          <w:szCs w:val="28"/>
-          <w:lang w:val="el-GR"/>
-        </w:rPr>
-        <w:t>.</w:t>
-      </w:r>
-      <w:r>
-        <w:rPr>
-          <w:sz w:val="28"/>
-          <w:szCs w:val="28"/>
-          <w:lang w:val="el-GR"/>
-        </w:rPr>
-        <w:t xml:space="preserve"> </w:t>
-      </w:r>
-    </w:p>
-    <w:p>
-      <w:pPr>
-        <w:rPr>
-          <w:sz w:val="28"/>
-          <w:szCs w:val="28"/>
-          <w:u w:val="single"/>
-          <w:lang w:val="el-GR"/>
-        </w:rPr>
-      </w:pPr>
-      <w:r>
-        <w:rPr>
-          <w:sz w:val="28"/>
-          <w:szCs w:val="28"/>
-          <w:u w:val="single"/>
-          <w:lang w:val="el-GR"/>
-        </w:rPr>
-        <w:t xml:space="preserve">Εναλλακτική Ροή </w:t>
-      </w:r>
-      <w:r>
-        <w:rPr>
-          <w:sz w:val="28"/>
-          <w:szCs w:val="28"/>
-          <w:u w:val="single"/>
-          <w:lang w:val="el-GR"/>
-        </w:rPr>
-        <w:t>3</w:t>
-      </w:r>
-      <w:r>
-        <w:rPr>
-          <w:sz w:val="28"/>
-          <w:szCs w:val="28"/>
-          <w:u w:val="single"/>
-          <w:lang w:val="el-GR"/>
-        </w:rPr>
-        <w:t>:</w:t>
-      </w:r>
-    </w:p>
-    <w:p>
-      <w:pPr>
-        <w:rPr>
-          <w:sz w:val="28"/>
-          <w:szCs w:val="28"/>
-          <w:lang w:val="el-GR"/>
-        </w:rPr>
-      </w:pPr>
-      <w:r>
-        <w:rPr>
-          <w:sz w:val="28"/>
-          <w:szCs w:val="28"/>
-          <w:lang w:val="el-GR"/>
-        </w:rPr>
-        <w:t xml:space="preserve">9.α.1. Ο χρήστης επιλέγει να απορρίψει την αίτηση επιλέγοντας το </w:t>
-      </w:r>
-      <w:r>
-        <w:rPr>
-          <w:sz w:val="28"/>
-          <w:szCs w:val="28"/>
-          <w:lang w:val="el-GR"/>
-        </w:rPr>
-        <w:t>“</w:t>
-      </w:r>
-      <w:r>
-        <w:rPr>
-          <w:sz w:val="28"/>
-          <w:szCs w:val="28"/>
-        </w:rPr>
-        <w:t>decline</w:t>
-      </w:r>
-      <w:r>
-        <w:rPr>
-          <w:sz w:val="28"/>
-          <w:szCs w:val="28"/>
-          <w:lang w:val="el-GR"/>
-        </w:rPr>
-        <w:t>”</w:t>
-      </w:r>
-      <w:r>
-        <w:rPr>
-          <w:sz w:val="28"/>
-          <w:szCs w:val="28"/>
-          <w:lang w:val="el-GR"/>
-        </w:rPr>
-        <w:t>.</w:t>
-      </w:r>
-    </w:p>
-    <w:p>
-      <w:pPr>
-        <w:rPr>
-          <w:sz w:val="28"/>
-          <w:szCs w:val="28"/>
-          <w:lang w:val="el-GR"/>
-        </w:rPr>
-      </w:pPr>
-      <w:r>
-        <w:rPr>
-          <w:sz w:val="28"/>
-          <w:szCs w:val="28"/>
-          <w:lang w:val="el-GR"/>
-        </w:rPr>
-        <w:t xml:space="preserve">9.α.2. Το σύστημα δεν </w:t>
-      </w:r>
-      <w:r>
-        <w:rPr>
-          <w:sz w:val="28"/>
-          <w:szCs w:val="28"/>
-          <w:lang w:val="el-GR"/>
-        </w:rPr>
-        <w:t>καταχωρεί καμία πληροφορία σχετικά με την αγγελία.</w:t>
-      </w:r>
-    </w:p>
-    <w:p>
-      <w:pPr>
-        <w:rPr>
-          <w:sz w:val="28"/>
-          <w:szCs w:val="28"/>
-          <w:lang w:val="el-GR"/>
-        </w:rPr>
-      </w:pPr>
-      <w:r>
-        <w:rPr>
-          <w:sz w:val="28"/>
-          <w:szCs w:val="28"/>
-          <w:lang w:val="el-GR"/>
-        </w:rPr>
-        <w:t xml:space="preserve">9.α.3. </w:t>
-      </w:r>
-      <w:r>
-        <w:rPr>
-          <w:sz w:val="28"/>
-          <w:szCs w:val="28"/>
-          <w:lang w:val="el-GR"/>
-        </w:rPr>
-        <w:t xml:space="preserve">Η περίπτωση χρήσης επιστρέφει στο βήμα </w:t>
-      </w:r>
-      <w:r>
-        <w:rPr>
-          <w:sz w:val="28"/>
-          <w:szCs w:val="28"/>
-          <w:lang w:val="el-GR"/>
-        </w:rPr>
-        <w:t xml:space="preserve">1 </w:t>
-      </w:r>
-      <w:r>
-        <w:rPr>
-          <w:sz w:val="28"/>
-          <w:szCs w:val="28"/>
-          <w:lang w:val="el-GR"/>
-        </w:rPr>
-        <w:t>της βασικής ροής.</w:t>
-      </w:r>
-    </w:p>
-    <w:p>
-      <w:pPr>
-        <w:rPr>
-          <w:sz w:val="28"/>
-          <w:szCs w:val="28"/>
-          <w:u w:val="single"/>
-          <w:lang w:val="el-GR"/>
-        </w:rPr>
-      </w:pPr>
-      <w:r>
-        <w:rPr>
-          <w:sz w:val="28"/>
-          <w:szCs w:val="28"/>
-          <w:u w:val="single"/>
-          <w:lang w:val="el-GR"/>
-        </w:rPr>
-        <w:lastRenderedPageBreak/>
         <w:t xml:space="preserve">Εναλλακτική Ροή </w:t>
       </w:r>
       <w:r>
@@ -2128,6 +2094,7 @@
           <w:szCs w:val="28"/>
           <w:lang w:val="el-GR"/>
         </w:rPr>
+        <w:lastRenderedPageBreak/>
         <w:t>11.α.3</w:t>
       </w:r>
       <w:r>
@@ -2688,15 +2655,7 @@
           <w:szCs w:val="28"/>
           <w:lang w:val="el-GR"/>
         </w:rPr>
-        <w:t xml:space="preserve"> </w:t>
-      </w:r>
-      <w:r>
-        <w:rPr>
-          <w:sz w:val="28"/>
-          <w:szCs w:val="28"/>
-          <w:lang w:val="el-GR"/>
-        </w:rPr>
-        <w:t>μόνο σε όσους χρήστες έχουν λογαριασμό στην εφαρμογή.</w:t>
+        <w:t>.</w:t>
       </w:r>
     </w:p>
     <w:p>
@@ -3076,7 +3035,6 @@
           <w:szCs w:val="28"/>
           <w:lang w:val="el-GR"/>
         </w:rPr>
-        <w:lastRenderedPageBreak/>
         <w:t>Το σύστημα προσθέτει τον υποψήφιο συγκάτοικο στην λίστα χρηστών του σπιτιού ανανεώνοντας την βάση.</w:t>
       </w:r>
     </w:p>
@@ -3287,6 +3245,7 @@
           <w:u w:val="single"/>
           <w:lang w:val="el-GR"/>
         </w:rPr>
+        <w:lastRenderedPageBreak/>
         <w:t xml:space="preserve">Εναλλακτική Ροή </w:t>
       </w:r>
       <w:r>
@@ -3322,46 +3281,7 @@
           <w:szCs w:val="28"/>
           <w:lang w:val="el-GR"/>
         </w:rPr>
-        <w:t xml:space="preserve">4.α.1. Ο </w:t>
-      </w:r>
-      <w:r>
-        <w:rPr>
-          <w:sz w:val="28"/>
-          <w:szCs w:val="28"/>
-          <w:lang w:val="el-GR"/>
-        </w:rPr>
-        <w:t>υποψήφιος συγκάτοικος</w:t>
-      </w:r>
-      <w:r>
-        <w:rPr>
-          <w:sz w:val="28"/>
-          <w:szCs w:val="28"/>
-          <w:lang w:val="el-GR"/>
-        </w:rPr>
-        <w:t xml:space="preserve"> που έχει εισέλθει ως </w:t>
-      </w:r>
-      <w:r>
-        <w:rPr>
-          <w:sz w:val="28"/>
-          <w:szCs w:val="28"/>
-        </w:rPr>
-        <w:t>guest</w:t>
-      </w:r>
-      <w:r>
-        <w:rPr>
-          <w:sz w:val="28"/>
-          <w:szCs w:val="28"/>
-          <w:lang w:val="el-GR"/>
-        </w:rPr>
-        <w:t xml:space="preserve">, χωρίς λογαριασμό βλέπει ένα μήνυμα στην θέση του πεδίου που τον ενημερώνει ότι πρέπει να συνδεθεί-δημιουργήσει </w:t>
-      </w:r>
-      <w:r>
-        <w:rPr>
-          <w:sz w:val="28"/>
-          <w:szCs w:val="28"/>
-          <w:lang w:val="el-GR"/>
-        </w:rPr>
-        <w:t>λογαριασμό</w:t>
+        <w:t>6</w:t>
       </w:r>
       <w:r>
         <w:rPr>
@@ -3371,68 +3291,6 @@
         </w:rPr>
         <w:t>.</w:t>
       </w:r>
-    </w:p>
-    <w:p>
-      <w:pPr>
-        <w:rPr>
-          <w:sz w:val="28"/>
-          <w:szCs w:val="28"/>
-          <w:u w:val="single"/>
-          <w:lang w:val="el-GR"/>
-        </w:rPr>
-      </w:pPr>
-      <w:r>
-        <w:rPr>
-          <w:sz w:val="28"/>
-          <w:szCs w:val="28"/>
-          <w:u w:val="single"/>
-          <w:lang w:val="el-GR"/>
-        </w:rPr>
-        <w:t xml:space="preserve">Εναλλακτική Ροή </w:t>
-      </w:r>
-      <w:r>
-        <w:rPr>
-          <w:sz w:val="28"/>
-          <w:szCs w:val="28"/>
-          <w:u w:val="single"/>
-          <w:lang w:val="el-GR"/>
-        </w:rPr>
-        <w:t>2</w:t>
-      </w:r>
-      <w:r>
-        <w:rPr>
-          <w:sz w:val="28"/>
-          <w:szCs w:val="28"/>
-          <w:u w:val="single"/>
-          <w:lang w:val="el-GR"/>
-        </w:rPr>
-        <w:t>:</w:t>
-      </w:r>
-    </w:p>
-    <w:p>
-      <w:pPr>
-        <w:rPr>
-          <w:sz w:val="28"/>
-          <w:szCs w:val="28"/>
-          <w:lang w:val="el-GR"/>
-        </w:rPr>
-      </w:pPr>
-      <w:r>
-        <w:rPr>
-          <w:sz w:val="28"/>
-          <w:szCs w:val="28"/>
-          <w:lang w:val="el-GR"/>
-        </w:rPr>
-        <w:t>6</w:t>
-      </w:r>
-      <w:r>
-        <w:rPr>
-          <w:sz w:val="28"/>
-          <w:szCs w:val="28"/>
-          <w:lang w:val="el-GR"/>
-        </w:rPr>
-        <w:t>.</w:t>
-      </w:r>
       <w:r>
         <w:rPr>
           <w:sz w:val="28"/>
@@ -3511,13 +3369,6 @@
           <w:lang w:val="el-GR"/>
         </w:rPr>
         <w:tab/>
-      </w:r>
-      <w:r>
-        <w:rPr>
-          <w:sz w:val="28"/>
-          <w:szCs w:val="28"/>
-          <w:lang w:val="el-GR"/>
-        </w:rPr>
         <w:t>λανθασμένος</w:t>
       </w:r>
       <w:r>
